--- a/pr-preview/pr-213/index-tracked-changes.docx
+++ b/pr-preview/pr-213/index-tracked-changes.docx
@@ -16,7 +16,7 @@
       </w:pPr>
       <w:del w:id="1" w:author="PR Preview" w:date="2026-01-01T00:00:00Z">
         <w:r>
-          <w:delText xml:space="preserve">Last modified: 2026-10-15 22:11:04 (PDT)</w:delText>
+          <w:delText xml:space="preserve">Last modified: 2026-10-15 23:42:45 (PDT)</w:delText>
         </w:r>
       </w:del>
     </w:p>
@@ -26,7 +26,7 @@
       </w:pPr>
       <w:ins w:id="2" w:author="PR Preview" w:date="2026-01-01T00:00:00Z">
         <w:r>
-          <w:t xml:space="preserve">Last modified: 2026-10-15 23:21:43 (PDT)</w:t>
+          <w:t xml:space="preserve">Last modified: 2026-10-16 00:04:38 (PDT)</w:t>
         </w:r>
       </w:ins>
     </w:p>

--- a/pr-preview/pr-213/index-tracked-changes.docx
+++ b/pr-preview/pr-213/index-tracked-changes.docx
@@ -26,11 +26,11 @@
       </w:pPr>
       <w:ins w:id="2" w:author="PR Preview" w:date="2026-01-01T00:00:00Z">
         <w:r>
-          <w:t xml:space="preserve">Last modified: 2026-10-16 00:04:38 (PDT)</w:t>
+          <w:t xml:space="preserve">Last modified: 2026-10-16 00:10:54 (PDT)</w:t>
         </w:r>
       </w:ins>
     </w:p>
-    <w:bookmarkStart w:id="14" w:name="preface"/>
+    <w:bookmarkStart w:id="15" w:name="preface"/>
     <w:p>
       <w:pPr>
         <w:pStyle w:val="Heading1"/>
@@ -137,7 +137,7 @@
         <w:t xml:space="preserve">as a checklist for revising a draft.</w:t>
       </w:r>
     </w:p>
-    <w:bookmarkStart w:id="13" w:name="acknowledgments"/>
+    <w:bookmarkStart w:id="14" w:name="acknowledgments"/>
     <w:p>
       <w:pPr>
         <w:pStyle w:val="Heading2"/>
@@ -282,7 +282,7 @@
       </w:ins>
       <w:ins w:id="24" w:author="PR Preview" w:date="2026-01-01T00:00:00Z">
         <w:r>
-          <w:t xml:space="preserve">whose structure was adapted from the</w:t>
+          <w:t xml:space="preserve">whose structure ultimately derives from the</w:t>
         </w:r>
       </w:ins>
       <w:ins w:id="25" w:author="PR Preview" w:date="2026-01-01T00:00:00Z">
@@ -305,9 +305,39 @@
           <w:t xml:space="preserve">.</w:t>
         </w:r>
       </w:ins>
+      <w:ins w:id="28" w:author="PR Preview" w:date="2026-01-01T00:00:00Z">
+        <w:r>
+          <w:t xml:space="preserve"> </w:t>
+        </w:r>
+      </w:ins>
+      <w:ins w:id="29" w:author="PR Preview" w:date="2026-01-01T00:00:00Z">
+        <w:r>
+          <w:t xml:space="preserve">See also the</w:t>
+        </w:r>
+      </w:ins>
+      <w:ins w:id="30" w:author="PR Preview" w:date="2026-01-01T00:00:00Z">
+        <w:r>
+          <w:t xml:space="preserve"> </w:t>
+        </w:r>
+      </w:ins>
+      <w:hyperlink r:id="rId13">
+        <w:ins w:id="31" w:author="PR Preview" w:date="2026-01-01T00:00:00Z">
+          <w:r>
+            <w:rPr>
+              <w:rStyle w:val="Hyperlink"/>
+            </w:rPr>
+            <w:t xml:space="preserve">UCD-SERG lab manual</w:t>
+          </w:r>
+        </w:ins>
+      </w:hyperlink>
+      <w:ins w:id="32" w:author="PR Preview" w:date="2026-01-01T00:00:00Z">
+        <w:r>
+          <w:t xml:space="preserve">.</w:t>
+        </w:r>
+      </w:ins>
     </w:p>
-    <w:bookmarkEnd w:id="13"/>
     <w:bookmarkEnd w:id="14"/>
+    <w:bookmarkEnd w:id="15"/>
     <w:sectPr>
       <w:footnotePr>
         <w:numRestart w:val="eachSect"/>

--- a/pr-preview/pr-213/index-tracked-changes.docx
+++ b/pr-preview/pr-213/index-tracked-changes.docx
@@ -26,7 +26,7 @@
       </w:pPr>
       <w:ins w:id="2" w:author="PR Preview" w:date="2026-01-01T00:00:00Z">
         <w:r>
-          <w:t xml:space="preserve">Last modified: 2026-10-16 00:10:54 (PDT)</w:t>
+          <w:t xml:space="preserve">Last modified: 2026-10-16 00:21:53 (PDT)</w:t>
         </w:r>
       </w:ins>
     </w:p>

--- a/pr-preview/pr-213/index-tracked-changes.docx
+++ b/pr-preview/pr-213/index-tracked-changes.docx
@@ -26,7 +26,7 @@
       </w:pPr>
       <w:ins w:id="2" w:author="PR Preview" w:date="2026-01-01T00:00:00Z">
         <w:r>
-          <w:t xml:space="preserve">Last modified: 2026-10-16 00:21:53 (PDT)</w:t>
+          <w:t xml:space="preserve">Last modified: 2026-10-16 00:27:15 (PDT)</w:t>
         </w:r>
       </w:ins>
     </w:p>

--- a/pr-preview/pr-213/index-tracked-changes.docx
+++ b/pr-preview/pr-213/index-tracked-changes.docx
@@ -26,11 +26,11 @@
       </w:pPr>
       <w:ins w:id="2" w:author="PR Preview" w:date="2026-01-01T00:00:00Z">
         <w:r>
-          <w:t xml:space="preserve">Last modified: 2026-10-16 00:27:15 (PDT)</w:t>
+          <w:t xml:space="preserve">Last modified: 2026-10-16 00:38:59 (PDT)</w:t>
         </w:r>
       </w:ins>
     </w:p>
-    <w:bookmarkStart w:id="15" w:name="preface"/>
+    <w:bookmarkStart w:id="14" w:name="preface"/>
     <w:p>
       <w:pPr>
         <w:pStyle w:val="Heading1"/>
@@ -137,7 +137,7 @@
         <w:t xml:space="preserve">as a checklist for revising a draft.</w:t>
       </w:r>
     </w:p>
-    <w:bookmarkStart w:id="14" w:name="acknowledgments"/>
+    <w:bookmarkStart w:id="13" w:name="acknowledgments"/>
     <w:p>
       <w:pPr>
         <w:pStyle w:val="Heading2"/>
@@ -160,7 +160,7 @@
           <w:delText xml:space="preserve"> </w:delText>
         </w:r>
       </w:del>
-      <w:hyperlink r:id="rId11">
+      <w:hyperlink r:id="rId13">
         <w:del w:id="5" w:author="PR Preview" w:date="2026-01-01T00:00:00Z">
           <w:r>
             <w:rPr>
@@ -195,7 +195,7 @@
           <w:delText xml:space="preserve"> </w:delText>
         </w:r>
       </w:del>
-      <w:hyperlink r:id="rId13">
+      <w:hyperlink r:id="rId12">
         <w:del w:id="11" w:author="PR Preview" w:date="2026-01-01T00:00:00Z">
           <w:r>
             <w:rPr>
@@ -225,7 +225,7 @@
           <w:delText xml:space="preserve"> </w:delText>
         </w:r>
       </w:del>
-      <w:hyperlink r:id="rId12">
+      <w:hyperlink r:id="rId11">
         <w:del w:id="16" w:author="PR Preview" w:date="2026-01-01T00:00:00Z">
           <w:r>
             <w:rPr>
@@ -247,7 +247,7 @@
       </w:pPr>
       <w:ins w:id="18" w:author="PR Preview" w:date="2026-01-01T00:00:00Z">
         <w:r>
-          <w:t xml:space="preserve">The site is built from the</w:t>
+          <w:t xml:space="preserve">The site’s structure ultimately derives from the</w:t>
         </w:r>
       </w:ins>
       <w:ins w:id="19" w:author="PR Preview" w:date="2026-01-01T00:00:00Z">
@@ -257,41 +257,6 @@
       </w:ins>
       <w:hyperlink r:id="rId11">
         <w:ins w:id="20" w:author="PR Preview" w:date="2026-01-01T00:00:00Z">
-          <w:r>
-            <w:rPr>
-              <w:rStyle w:val="Hyperlink"/>
-            </w:rPr>
-            <w:t xml:space="preserve">qwt</w:t>
-          </w:r>
-        </w:ins>
-      </w:hyperlink>
-      <w:ins w:id="21" w:author="PR Preview" w:date="2026-01-01T00:00:00Z">
-        <w:r>
-          <w:t xml:space="preserve"> </w:t>
-        </w:r>
-      </w:ins>
-      <w:ins w:id="22" w:author="PR Preview" w:date="2026-01-01T00:00:00Z">
-        <w:r>
-          <w:t xml:space="preserve">Quarto website template,</w:t>
-        </w:r>
-      </w:ins>
-      <w:ins w:id="23" w:author="PR Preview" w:date="2026-01-01T00:00:00Z">
-        <w:r>
-          <w:t xml:space="preserve"> </w:t>
-        </w:r>
-      </w:ins>
-      <w:ins w:id="24" w:author="PR Preview" w:date="2026-01-01T00:00:00Z">
-        <w:r>
-          <w:t xml:space="preserve">whose structure ultimately derives from the</w:t>
-        </w:r>
-      </w:ins>
-      <w:ins w:id="25" w:author="PR Preview" w:date="2026-01-01T00:00:00Z">
-        <w:r>
-          <w:t xml:space="preserve"> </w:t>
-        </w:r>
-      </w:ins>
-      <w:hyperlink r:id="rId12">
-        <w:ins w:id="26" w:author="PR Preview" w:date="2026-01-01T00:00:00Z">
           <w:r>
             <w:rPr>
               <w:rStyle w:val="Hyperlink"/>
@@ -300,28 +265,28 @@
           </w:r>
         </w:ins>
       </w:hyperlink>
-      <w:ins w:id="27" w:author="PR Preview" w:date="2026-01-01T00:00:00Z">
+      <w:ins w:id="21" w:author="PR Preview" w:date="2026-01-01T00:00:00Z">
         <w:r>
           <w:t xml:space="preserve">.</w:t>
         </w:r>
       </w:ins>
-      <w:ins w:id="28" w:author="PR Preview" w:date="2026-01-01T00:00:00Z">
+      <w:ins w:id="22" w:author="PR Preview" w:date="2026-01-01T00:00:00Z">
         <w:r>
           <w:t xml:space="preserve"> </w:t>
         </w:r>
       </w:ins>
-      <w:ins w:id="29" w:author="PR Preview" w:date="2026-01-01T00:00:00Z">
-        <w:r>
-          <w:t xml:space="preserve">See also the</w:t>
+      <w:ins w:id="23" w:author="PR Preview" w:date="2026-01-01T00:00:00Z">
+        <w:r>
+          <w:t xml:space="preserve">For further reading, see the</w:t>
         </w:r>
       </w:ins>
-      <w:ins w:id="30" w:author="PR Preview" w:date="2026-01-01T00:00:00Z">
+      <w:ins w:id="24" w:author="PR Preview" w:date="2026-01-01T00:00:00Z">
         <w:r>
           <w:t xml:space="preserve"> </w:t>
         </w:r>
       </w:ins>
-      <w:hyperlink r:id="rId13">
-        <w:ins w:id="31" w:author="PR Preview" w:date="2026-01-01T00:00:00Z">
+      <w:hyperlink r:id="rId12">
+        <w:ins w:id="25" w:author="PR Preview" w:date="2026-01-01T00:00:00Z">
           <w:r>
             <w:rPr>
               <w:rStyle w:val="Hyperlink"/>
@@ -330,14 +295,14 @@
           </w:r>
         </w:ins>
       </w:hyperlink>
-      <w:ins w:id="32" w:author="PR Preview" w:date="2026-01-01T00:00:00Z">
+      <w:ins w:id="26" w:author="PR Preview" w:date="2026-01-01T00:00:00Z">
         <w:r>
           <w:t xml:space="preserve">.</w:t>
         </w:r>
       </w:ins>
     </w:p>
+    <w:bookmarkEnd w:id="13"/>
     <w:bookmarkEnd w:id="14"/>
-    <w:bookmarkEnd w:id="15"/>
     <w:sectPr>
       <w:footnotePr>
         <w:numRestart w:val="eachSect"/>

--- a/pr-preview/pr-213/index-tracked-changes.docx
+++ b/pr-preview/pr-213/index-tracked-changes.docx
@@ -26,11 +26,11 @@
       </w:pPr>
       <w:ins w:id="2" w:author="PR Preview" w:date="2026-01-01T00:00:00Z">
         <w:r>
-          <w:t xml:space="preserve">Last modified: 2026-10-16 00:38:59 (PDT)</w:t>
+          <w:t xml:space="preserve">Last modified: 2026-10-16 00:47:33 (PDT)</w:t>
         </w:r>
       </w:ins>
     </w:p>
-    <w:bookmarkStart w:id="14" w:name="preface"/>
+    <w:bookmarkStart w:id="15" w:name="preface"/>
     <w:p>
       <w:pPr>
         <w:pStyle w:val="Heading1"/>
@@ -137,7 +137,7 @@
         <w:t xml:space="preserve">as a checklist for revising a draft.</w:t>
       </w:r>
     </w:p>
-    <w:bookmarkStart w:id="13" w:name="acknowledgments"/>
+    <w:bookmarkStart w:id="14" w:name="acknowledgments"/>
     <w:p>
       <w:pPr>
         <w:pStyle w:val="Heading2"/>
@@ -297,12 +297,42 @@
       </w:hyperlink>
       <w:ins w:id="26" w:author="PR Preview" w:date="2026-01-01T00:00:00Z">
         <w:r>
-          <w:t xml:space="preserve">.</w:t>
+          <w:t xml:space="preserve"> </w:t>
+        </w:r>
+      </w:ins>
+      <w:ins w:id="27" w:author="PR Preview" w:date="2026-01-01T00:00:00Z">
+        <w:r>
+          <w:t xml:space="preserve">and the</w:t>
+        </w:r>
+      </w:ins>
+      <w:ins w:id="28" w:author="PR Preview" w:date="2026-01-01T00:00:00Z">
+        <w:r>
+          <w:t xml:space="preserve"> </w:t>
+        </w:r>
+      </w:ins>
+      <w:hyperlink r:id="rId13">
+        <w:ins w:id="29" w:author="PR Preview" w:date="2026-01-01T00:00:00Z">
+          <w:r>
+            <w:rPr>
+              <w:rStyle w:val="Hyperlink"/>
+            </w:rPr>
+            <w:t xml:space="preserve">qwt</w:t>
+          </w:r>
+        </w:ins>
+      </w:hyperlink>
+      <w:ins w:id="30" w:author="PR Preview" w:date="2026-01-01T00:00:00Z">
+        <w:r>
+          <w:t xml:space="preserve"> </w:t>
+        </w:r>
+      </w:ins>
+      <w:ins w:id="31" w:author="PR Preview" w:date="2026-01-01T00:00:00Z">
+        <w:r>
+          <w:t xml:space="preserve">website template.</w:t>
         </w:r>
       </w:ins>
     </w:p>
-    <w:bookmarkEnd w:id="13"/>
     <w:bookmarkEnd w:id="14"/>
+    <w:bookmarkEnd w:id="15"/>
     <w:sectPr>
       <w:footnotePr>
         <w:numRestart w:val="eachSect"/>

--- a/pr-preview/pr-213/index-tracked-changes.docx
+++ b/pr-preview/pr-213/index-tracked-changes.docx
@@ -16,7 +16,7 @@
       </w:pPr>
       <w:del w:id="1" w:author="PR Preview" w:date="2026-01-01T00:00:00Z">
         <w:r>
-          <w:delText xml:space="preserve">Last modified: 2026-10-15 23:42:45 (PDT)</w:delText>
+          <w:delText xml:space="preserve">Last modified: 2026-10-16 05:04:39 (PDT)</w:delText>
         </w:r>
       </w:del>
     </w:p>
@@ -26,7 +26,7 @@
       </w:pPr>
       <w:ins w:id="2" w:author="PR Preview" w:date="2026-01-01T00:00:00Z">
         <w:r>
-          <w:t xml:space="preserve">Last modified: 2026-10-16 00:47:33 (PDT)</w:t>
+          <w:t xml:space="preserve">Last modified: 2026-10-16 05:05:17 (PDT)</w:t>
         </w:r>
       </w:ins>
     </w:p>
